--- a/public/resume/cover-letter-devops.docx
+++ b/public/resume/cover-letter-devops.docx
@@ -33,7 +33,7 @@
         </w:rPr>
         <w:t xml:space="preserve">✉ </w:t>
       </w:r>
-      <w:hyperlink w:history="1" r:id="rIdmwrjzueg02_yt6ei4-7ow">
+      <w:hyperlink w:history="1" r:id="rId50xncrdanxljqcsdiz7ku">
         <w:r>
           <w:rPr>
             <w:rFonts w:ascii="Calibri" w:cs="Calibri" w:eastAsia="Calibri" w:hAnsi="Calibri"/>
@@ -63,7 +63,7 @@
         </w:rPr>
         <w:t xml:space="preserve">• </w:t>
       </w:r>
-      <w:hyperlink w:history="1" r:id="rIdj-5phvuiwieskx638j5fz">
+      <w:hyperlink w:history="1" r:id="rIdhlye_b3qc7njvcbuujcyf">
         <w:r>
           <w:rPr>
             <w:rFonts w:ascii="Calibri" w:cs="Calibri" w:eastAsia="Calibri" w:hAnsi="Calibri"/>
@@ -93,7 +93,7 @@
         </w:rPr>
         <w:t xml:space="preserve">⁠in </w:t>
       </w:r>
-      <w:hyperlink w:history="1" r:id="rIdt8y0tgxb46ez2b2mok6hz">
+      <w:hyperlink w:history="1" r:id="rIdjtfnjyvkvrwg_zj0dvdlh">
         <w:r>
           <w:rPr>
             <w:rFonts w:ascii="Calibri" w:cs="Calibri" w:eastAsia="Calibri" w:hAnsi="Calibri"/>
@@ -123,7 +123,7 @@
         </w:rPr>
         <w:t xml:space="preserve">◔ </w:t>
       </w:r>
-      <w:hyperlink w:history="1" r:id="rId09xn8czzobufg8iomjw8z">
+      <w:hyperlink w:history="1" r:id="rIdd0jaie0nuoiplmzctopi-">
         <w:r>
           <w:rPr>
             <w:rFonts w:ascii="Calibri" w:cs="Calibri" w:eastAsia="Calibri" w:hAnsi="Calibri"/>

--- a/public/resume/cover-letter-devops.docx
+++ b/public/resume/cover-letter-devops.docx
@@ -33,7 +33,7 @@
         </w:rPr>
         <w:t xml:space="preserve">✉ </w:t>
       </w:r>
-      <w:hyperlink w:history="1" r:id="rId50xncrdanxljqcsdiz7ku">
+      <w:hyperlink w:history="1" r:id="rIdwrjbfptgioax89etob_d0">
         <w:r>
           <w:rPr>
             <w:rFonts w:ascii="Calibri" w:cs="Calibri" w:eastAsia="Calibri" w:hAnsi="Calibri"/>
@@ -63,7 +63,7 @@
         </w:rPr>
         <w:t xml:space="preserve">• </w:t>
       </w:r>
-      <w:hyperlink w:history="1" r:id="rIdhlye_b3qc7njvcbuujcyf">
+      <w:hyperlink w:history="1" r:id="rIdehfvtqmxggndzk9k_vlz7">
         <w:r>
           <w:rPr>
             <w:rFonts w:ascii="Calibri" w:cs="Calibri" w:eastAsia="Calibri" w:hAnsi="Calibri"/>
@@ -93,7 +93,7 @@
         </w:rPr>
         <w:t xml:space="preserve">⁠in </w:t>
       </w:r>
-      <w:hyperlink w:history="1" r:id="rIdjtfnjyvkvrwg_zj0dvdlh">
+      <w:hyperlink w:history="1" r:id="rIdmhxzcuyjthwlfsvj_w-vc">
         <w:r>
           <w:rPr>
             <w:rFonts w:ascii="Calibri" w:cs="Calibri" w:eastAsia="Calibri" w:hAnsi="Calibri"/>
@@ -123,7 +123,7 @@
         </w:rPr>
         <w:t xml:space="preserve">◔ </w:t>
       </w:r>
-      <w:hyperlink w:history="1" r:id="rIdd0jaie0nuoiplmzctopi-">
+      <w:hyperlink w:history="1" r:id="rIdxthfppubixm4f_8u8-7hl">
         <w:r>
           <w:rPr>
             <w:rFonts w:ascii="Calibri" w:cs="Calibri" w:eastAsia="Calibri" w:hAnsi="Calibri"/>

--- a/public/resume/cover-letter-devops.docx
+++ b/public/resume/cover-letter-devops.docx
@@ -33,7 +33,7 @@
         </w:rPr>
         <w:t xml:space="preserve">✉ </w:t>
       </w:r>
-      <w:hyperlink w:history="1" r:id="rId50xncrdanxljqcsdiz7ku">
+      <w:hyperlink w:history="1" r:id="rIdrzpdstedxkrusnrign-b1">
         <w:r>
           <w:rPr>
             <w:rFonts w:ascii="Calibri" w:cs="Calibri" w:eastAsia="Calibri" w:hAnsi="Calibri"/>
@@ -63,7 +63,7 @@
         </w:rPr>
         <w:t xml:space="preserve">• </w:t>
       </w:r>
-      <w:hyperlink w:history="1" r:id="rIdhlye_b3qc7njvcbuujcyf">
+      <w:hyperlink w:history="1" r:id="rIdi6smkoiskllmur0ypfqj5">
         <w:r>
           <w:rPr>
             <w:rFonts w:ascii="Calibri" w:cs="Calibri" w:eastAsia="Calibri" w:hAnsi="Calibri"/>
@@ -93,7 +93,7 @@
         </w:rPr>
         <w:t xml:space="preserve">⁠in </w:t>
       </w:r>
-      <w:hyperlink w:history="1" r:id="rIdjtfnjyvkvrwg_zj0dvdlh">
+      <w:hyperlink w:history="1" r:id="rIdl6_4fr3l99rwax8-uaoyd">
         <w:r>
           <w:rPr>
             <w:rFonts w:ascii="Calibri" w:cs="Calibri" w:eastAsia="Calibri" w:hAnsi="Calibri"/>
@@ -123,7 +123,7 @@
         </w:rPr>
         <w:t xml:space="preserve">◔ </w:t>
       </w:r>
-      <w:hyperlink w:history="1" r:id="rIdd0jaie0nuoiplmzctopi-">
+      <w:hyperlink w:history="1" r:id="rIdgelgseisdbbnbiveas-lq">
         <w:r>
           <w:rPr>
             <w:rFonts w:ascii="Calibri" w:cs="Calibri" w:eastAsia="Calibri" w:hAnsi="Calibri"/>

--- a/public/resume/cover-letter-devops.docx
+++ b/public/resume/cover-letter-devops.docx
@@ -33,7 +33,7 @@
         </w:rPr>
         <w:t xml:space="preserve">✉ </w:t>
       </w:r>
-      <w:hyperlink w:history="1" r:id="rIdwrjbfptgioax89etob_d0">
+      <w:hyperlink w:history="1" r:id="rIdir8p0ptdt_dktzgi_zn-2">
         <w:r>
           <w:rPr>
             <w:rFonts w:ascii="Calibri" w:cs="Calibri" w:eastAsia="Calibri" w:hAnsi="Calibri"/>
@@ -63,7 +63,7 @@
         </w:rPr>
         <w:t xml:space="preserve">• </w:t>
       </w:r>
-      <w:hyperlink w:history="1" r:id="rIdehfvtqmxggndzk9k_vlz7">
+      <w:hyperlink w:history="1" r:id="rIdigb--rhthqrprfrzahp_8">
         <w:r>
           <w:rPr>
             <w:rFonts w:ascii="Calibri" w:cs="Calibri" w:eastAsia="Calibri" w:hAnsi="Calibri"/>
@@ -93,7 +93,7 @@
         </w:rPr>
         <w:t xml:space="preserve">⁠in </w:t>
       </w:r>
-      <w:hyperlink w:history="1" r:id="rIdmhxzcuyjthwlfsvj_w-vc">
+      <w:hyperlink w:history="1" r:id="rIdcdgdu4or_u0rhucbbogjy">
         <w:r>
           <w:rPr>
             <w:rFonts w:ascii="Calibri" w:cs="Calibri" w:eastAsia="Calibri" w:hAnsi="Calibri"/>
@@ -123,7 +123,7 @@
         </w:rPr>
         <w:t xml:space="preserve">◔ </w:t>
       </w:r>
-      <w:hyperlink w:history="1" r:id="rIdxthfppubixm4f_8u8-7hl">
+      <w:hyperlink w:history="1" r:id="rId4q4fs_9br3ck1l1ozr5bb">
         <w:r>
           <w:rPr>
             <w:rFonts w:ascii="Calibri" w:cs="Calibri" w:eastAsia="Calibri" w:hAnsi="Calibri"/>

--- a/public/resume/cover-letter-devops.docx
+++ b/public/resume/cover-letter-devops.docx
@@ -33,7 +33,7 @@
         </w:rPr>
         <w:t xml:space="preserve">✉ </w:t>
       </w:r>
-      <w:hyperlink w:history="1" r:id="rIdir8p0ptdt_dktzgi_zn-2">
+      <w:hyperlink w:history="1" r:id="rIddzjjkzcsks0uicwadcuso">
         <w:r>
           <w:rPr>
             <w:rFonts w:ascii="Calibri" w:cs="Calibri" w:eastAsia="Calibri" w:hAnsi="Calibri"/>
@@ -63,7 +63,7 @@
         </w:rPr>
         <w:t xml:space="preserve">• </w:t>
       </w:r>
-      <w:hyperlink w:history="1" r:id="rIdigb--rhthqrprfrzahp_8">
+      <w:hyperlink w:history="1" r:id="rId0sc4598fd0-i9yz_jyvcj">
         <w:r>
           <w:rPr>
             <w:rFonts w:ascii="Calibri" w:cs="Calibri" w:eastAsia="Calibri" w:hAnsi="Calibri"/>
@@ -93,7 +93,7 @@
         </w:rPr>
         <w:t xml:space="preserve">⁠in </w:t>
       </w:r>
-      <w:hyperlink w:history="1" r:id="rIdcdgdu4or_u0rhucbbogjy">
+      <w:hyperlink w:history="1" r:id="rIdevsbcuxixl2cj2do7im_r">
         <w:r>
           <w:rPr>
             <w:rFonts w:ascii="Calibri" w:cs="Calibri" w:eastAsia="Calibri" w:hAnsi="Calibri"/>
@@ -123,7 +123,7 @@
         </w:rPr>
         <w:t xml:space="preserve">◔ </w:t>
       </w:r>
-      <w:hyperlink w:history="1" r:id="rId4q4fs_9br3ck1l1ozr5bb">
+      <w:hyperlink w:history="1" r:id="rId-ngkffuwskntbrne1n0lg">
         <w:r>
           <w:rPr>
             <w:rFonts w:ascii="Calibri" w:cs="Calibri" w:eastAsia="Calibri" w:hAnsi="Calibri"/>

--- a/public/resume/cover-letter-devops.docx
+++ b/public/resume/cover-letter-devops.docx
@@ -33,7 +33,7 @@
         </w:rPr>
         <w:t xml:space="preserve">✉ </w:t>
       </w:r>
-      <w:hyperlink w:history="1" r:id="rIddzjjkzcsks0uicwadcuso">
+      <w:hyperlink w:history="1" r:id="rIdhmceps5plotrtsn_p1rmy">
         <w:r>
           <w:rPr>
             <w:rFonts w:ascii="Calibri" w:cs="Calibri" w:eastAsia="Calibri" w:hAnsi="Calibri"/>
@@ -63,7 +63,7 @@
         </w:rPr>
         <w:t xml:space="preserve">• </w:t>
       </w:r>
-      <w:hyperlink w:history="1" r:id="rId0sc4598fd0-i9yz_jyvcj">
+      <w:hyperlink w:history="1" r:id="rIdacwynvvh2k7hmb01s3dts">
         <w:r>
           <w:rPr>
             <w:rFonts w:ascii="Calibri" w:cs="Calibri" w:eastAsia="Calibri" w:hAnsi="Calibri"/>
@@ -93,7 +93,7 @@
         </w:rPr>
         <w:t xml:space="preserve">⁠in </w:t>
       </w:r>
-      <w:hyperlink w:history="1" r:id="rIdevsbcuxixl2cj2do7im_r">
+      <w:hyperlink w:history="1" r:id="rIdxeih6taomgtkgy_esx3gs">
         <w:r>
           <w:rPr>
             <w:rFonts w:ascii="Calibri" w:cs="Calibri" w:eastAsia="Calibri" w:hAnsi="Calibri"/>
@@ -123,7 +123,7 @@
         </w:rPr>
         <w:t xml:space="preserve">◔ </w:t>
       </w:r>
-      <w:hyperlink w:history="1" r:id="rId-ngkffuwskntbrne1n0lg">
+      <w:hyperlink w:history="1" r:id="rIdmxfjmv60etv-0noy3vlrk">
         <w:r>
           <w:rPr>
             <w:rFonts w:ascii="Calibri" w:cs="Calibri" w:eastAsia="Calibri" w:hAnsi="Calibri"/>

--- a/public/resume/cover-letter-devops.docx
+++ b/public/resume/cover-letter-devops.docx
@@ -33,7 +33,7 @@
         </w:rPr>
         <w:t xml:space="preserve">✉ </w:t>
       </w:r>
-      <w:hyperlink w:history="1" r:id="rIdhmceps5plotrtsn_p1rmy">
+      <w:hyperlink w:history="1" r:id="rIdkotojvm2fw5bqcqi6lzcu">
         <w:r>
           <w:rPr>
             <w:rFonts w:ascii="Calibri" w:cs="Calibri" w:eastAsia="Calibri" w:hAnsi="Calibri"/>
@@ -63,7 +63,7 @@
         </w:rPr>
         <w:t xml:space="preserve">• </w:t>
       </w:r>
-      <w:hyperlink w:history="1" r:id="rIdacwynvvh2k7hmb01s3dts">
+      <w:hyperlink w:history="1" r:id="rIdqhtgf1jytnvils1klijns">
         <w:r>
           <w:rPr>
             <w:rFonts w:ascii="Calibri" w:cs="Calibri" w:eastAsia="Calibri" w:hAnsi="Calibri"/>
@@ -93,7 +93,7 @@
         </w:rPr>
         <w:t xml:space="preserve">⁠in </w:t>
       </w:r>
-      <w:hyperlink w:history="1" r:id="rIdxeih6taomgtkgy_esx3gs">
+      <w:hyperlink w:history="1" r:id="rIdlf8skfi8vyhrdws64evqm">
         <w:r>
           <w:rPr>
             <w:rFonts w:ascii="Calibri" w:cs="Calibri" w:eastAsia="Calibri" w:hAnsi="Calibri"/>
@@ -123,7 +123,7 @@
         </w:rPr>
         <w:t xml:space="preserve">◔ </w:t>
       </w:r>
-      <w:hyperlink w:history="1" r:id="rIdmxfjmv60etv-0noy3vlrk">
+      <w:hyperlink w:history="1" r:id="rIdak6b1yvtoor3qve69cxnw">
         <w:r>
           <w:rPr>
             <w:rFonts w:ascii="Calibri" w:cs="Calibri" w:eastAsia="Calibri" w:hAnsi="Calibri"/>

--- a/public/resume/cover-letter-devops.docx
+++ b/public/resume/cover-letter-devops.docx
@@ -33,7 +33,7 @@
         </w:rPr>
         <w:t xml:space="preserve">✉ </w:t>
       </w:r>
-      <w:hyperlink w:history="1" r:id="rIdkotojvm2fw5bqcqi6lzcu">
+      <w:hyperlink w:history="1" r:id="rIdi2wsz2af0294z8gxhx7rs">
         <w:r>
           <w:rPr>
             <w:rFonts w:ascii="Calibri" w:cs="Calibri" w:eastAsia="Calibri" w:hAnsi="Calibri"/>
@@ -63,7 +63,7 @@
         </w:rPr>
         <w:t xml:space="preserve">• </w:t>
       </w:r>
-      <w:hyperlink w:history="1" r:id="rIdqhtgf1jytnvils1klijns">
+      <w:hyperlink w:history="1" r:id="rIdxikvxohrg7wtdrdsifl0g">
         <w:r>
           <w:rPr>
             <w:rFonts w:ascii="Calibri" w:cs="Calibri" w:eastAsia="Calibri" w:hAnsi="Calibri"/>
@@ -93,7 +93,7 @@
         </w:rPr>
         <w:t xml:space="preserve">⁠in </w:t>
       </w:r>
-      <w:hyperlink w:history="1" r:id="rIdlf8skfi8vyhrdws64evqm">
+      <w:hyperlink w:history="1" r:id="rIdtsspgvv5xlopsindfvp6x">
         <w:r>
           <w:rPr>
             <w:rFonts w:ascii="Calibri" w:cs="Calibri" w:eastAsia="Calibri" w:hAnsi="Calibri"/>
@@ -123,7 +123,7 @@
         </w:rPr>
         <w:t xml:space="preserve">◔ </w:t>
       </w:r>
-      <w:hyperlink w:history="1" r:id="rIdak6b1yvtoor3qve69cxnw">
+      <w:hyperlink w:history="1" r:id="rIdzxqnhllyq1hs4pkkvnsnc">
         <w:r>
           <w:rPr>
             <w:rFonts w:ascii="Calibri" w:cs="Calibri" w:eastAsia="Calibri" w:hAnsi="Calibri"/>

--- a/public/resume/cover-letter-devops.docx
+++ b/public/resume/cover-letter-devops.docx
@@ -33,7 +33,7 @@
         </w:rPr>
         <w:t xml:space="preserve">✉ </w:t>
       </w:r>
-      <w:hyperlink w:history="1" r:id="rIdi2wsz2af0294z8gxhx7rs">
+      <w:hyperlink w:history="1" r:id="rIdol7otzikku6qf0k9ds2uu">
         <w:r>
           <w:rPr>
             <w:rFonts w:ascii="Calibri" w:cs="Calibri" w:eastAsia="Calibri" w:hAnsi="Calibri"/>
@@ -63,7 +63,7 @@
         </w:rPr>
         <w:t xml:space="preserve">• </w:t>
       </w:r>
-      <w:hyperlink w:history="1" r:id="rIdxikvxohrg7wtdrdsifl0g">
+      <w:hyperlink w:history="1" r:id="rId-wgf7csutbvwumxplrtya">
         <w:r>
           <w:rPr>
             <w:rFonts w:ascii="Calibri" w:cs="Calibri" w:eastAsia="Calibri" w:hAnsi="Calibri"/>
@@ -93,7 +93,7 @@
         </w:rPr>
         <w:t xml:space="preserve">⁠in </w:t>
       </w:r>
-      <w:hyperlink w:history="1" r:id="rIdtsspgvv5xlopsindfvp6x">
+      <w:hyperlink w:history="1" r:id="rIdjrybwi6q3dpkuryzi4sak">
         <w:r>
           <w:rPr>
             <w:rFonts w:ascii="Calibri" w:cs="Calibri" w:eastAsia="Calibri" w:hAnsi="Calibri"/>
@@ -123,7 +123,7 @@
         </w:rPr>
         <w:t xml:space="preserve">◔ </w:t>
       </w:r>
-      <w:hyperlink w:history="1" r:id="rIdzxqnhllyq1hs4pkkvnsnc">
+      <w:hyperlink w:history="1" r:id="rIdtpv6fzpiu_usdjx1dqdcj">
         <w:r>
           <w:rPr>
             <w:rFonts w:ascii="Calibri" w:cs="Calibri" w:eastAsia="Calibri" w:hAnsi="Calibri"/>

--- a/public/resume/cover-letter-devops.docx
+++ b/public/resume/cover-letter-devops.docx
@@ -33,7 +33,7 @@
         </w:rPr>
         <w:t xml:space="preserve">✉ </w:t>
       </w:r>
-      <w:hyperlink w:history="1" r:id="rIdol7otzikku6qf0k9ds2uu">
+      <w:hyperlink w:history="1" r:id="rIde8plqbmv54qhgg3jhpro2">
         <w:r>
           <w:rPr>
             <w:rFonts w:ascii="Calibri" w:cs="Calibri" w:eastAsia="Calibri" w:hAnsi="Calibri"/>
@@ -63,7 +63,7 @@
         </w:rPr>
         <w:t xml:space="preserve">• </w:t>
       </w:r>
-      <w:hyperlink w:history="1" r:id="rId-wgf7csutbvwumxplrtya">
+      <w:hyperlink w:history="1" r:id="rIdv7cupyb9rfjbznekyva7_">
         <w:r>
           <w:rPr>
             <w:rFonts w:ascii="Calibri" w:cs="Calibri" w:eastAsia="Calibri" w:hAnsi="Calibri"/>
@@ -93,7 +93,7 @@
         </w:rPr>
         <w:t xml:space="preserve">⁠in </w:t>
       </w:r>
-      <w:hyperlink w:history="1" r:id="rIdjrybwi6q3dpkuryzi4sak">
+      <w:hyperlink w:history="1" r:id="rIdxb0ocs8f1lvb_poisbgy3">
         <w:r>
           <w:rPr>
             <w:rFonts w:ascii="Calibri" w:cs="Calibri" w:eastAsia="Calibri" w:hAnsi="Calibri"/>
@@ -123,7 +123,7 @@
         </w:rPr>
         <w:t xml:space="preserve">◔ </w:t>
       </w:r>
-      <w:hyperlink w:history="1" r:id="rIdtpv6fzpiu_usdjx1dqdcj">
+      <w:hyperlink w:history="1" r:id="rIdyfpq3v1dzdgkqhmkedi3t">
         <w:r>
           <w:rPr>
             <w:rFonts w:ascii="Calibri" w:cs="Calibri" w:eastAsia="Calibri" w:hAnsi="Calibri"/>

--- a/public/resume/cover-letter-devops.docx
+++ b/public/resume/cover-letter-devops.docx
@@ -33,7 +33,7 @@
         </w:rPr>
         <w:t xml:space="preserve">✉ </w:t>
       </w:r>
-      <w:hyperlink w:history="1" r:id="rIde8plqbmv54qhgg3jhpro2">
+      <w:hyperlink w:history="1" r:id="rIdmmijb3ppj4szge_lpc947">
         <w:r>
           <w:rPr>
             <w:rFonts w:ascii="Calibri" w:cs="Calibri" w:eastAsia="Calibri" w:hAnsi="Calibri"/>
@@ -63,7 +63,7 @@
         </w:rPr>
         <w:t xml:space="preserve">• </w:t>
       </w:r>
-      <w:hyperlink w:history="1" r:id="rIdv7cupyb9rfjbznekyva7_">
+      <w:hyperlink w:history="1" r:id="rId23if67or8pxjg5tdo5wge">
         <w:r>
           <w:rPr>
             <w:rFonts w:ascii="Calibri" w:cs="Calibri" w:eastAsia="Calibri" w:hAnsi="Calibri"/>
@@ -93,7 +93,7 @@
         </w:rPr>
         <w:t xml:space="preserve">⁠in </w:t>
       </w:r>
-      <w:hyperlink w:history="1" r:id="rIdxb0ocs8f1lvb_poisbgy3">
+      <w:hyperlink w:history="1" r:id="rIdbrkn_ie5krmo16ixzb_tu">
         <w:r>
           <w:rPr>
             <w:rFonts w:ascii="Calibri" w:cs="Calibri" w:eastAsia="Calibri" w:hAnsi="Calibri"/>
@@ -123,7 +123,7 @@
         </w:rPr>
         <w:t xml:space="preserve">◔ </w:t>
       </w:r>
-      <w:hyperlink w:history="1" r:id="rIdyfpq3v1dzdgkqhmkedi3t">
+      <w:hyperlink w:history="1" r:id="rIdfyu6-vsp7jn-b-zfreylz">
         <w:r>
           <w:rPr>
             <w:rFonts w:ascii="Calibri" w:cs="Calibri" w:eastAsia="Calibri" w:hAnsi="Calibri"/>

--- a/public/resume/cover-letter-devops.docx
+++ b/public/resume/cover-letter-devops.docx
@@ -33,7 +33,7 @@
         </w:rPr>
         <w:t xml:space="preserve">✉ </w:t>
       </w:r>
-      <w:hyperlink w:history="1" r:id="rIdmmijb3ppj4szge_lpc947">
+      <w:hyperlink w:history="1" r:id="rIda1hj9esse-6zyei7uz-qi">
         <w:r>
           <w:rPr>
             <w:rFonts w:ascii="Calibri" w:cs="Calibri" w:eastAsia="Calibri" w:hAnsi="Calibri"/>
@@ -63,7 +63,7 @@
         </w:rPr>
         <w:t xml:space="preserve">• </w:t>
       </w:r>
-      <w:hyperlink w:history="1" r:id="rId23if67or8pxjg5tdo5wge">
+      <w:hyperlink w:history="1" r:id="rIdoytnjj7pcvsonspzh-8ze">
         <w:r>
           <w:rPr>
             <w:rFonts w:ascii="Calibri" w:cs="Calibri" w:eastAsia="Calibri" w:hAnsi="Calibri"/>
@@ -93,7 +93,7 @@
         </w:rPr>
         <w:t xml:space="preserve">⁠in </w:t>
       </w:r>
-      <w:hyperlink w:history="1" r:id="rIdbrkn_ie5krmo16ixzb_tu">
+      <w:hyperlink w:history="1" r:id="rIdc2-kkjmzo3k5rvsastnrt">
         <w:r>
           <w:rPr>
             <w:rFonts w:ascii="Calibri" w:cs="Calibri" w:eastAsia="Calibri" w:hAnsi="Calibri"/>
@@ -123,7 +123,7 @@
         </w:rPr>
         <w:t xml:space="preserve">◔ </w:t>
       </w:r>
-      <w:hyperlink w:history="1" r:id="rIdfyu6-vsp7jn-b-zfreylz">
+      <w:hyperlink w:history="1" r:id="rId5vqh-cy_fhzvpgm_tdkae">
         <w:r>
           <w:rPr>
             <w:rFonts w:ascii="Calibri" w:cs="Calibri" w:eastAsia="Calibri" w:hAnsi="Calibri"/>

--- a/public/resume/cover-letter-devops.docx
+++ b/public/resume/cover-letter-devops.docx
@@ -33,7 +33,7 @@
         </w:rPr>
         <w:t xml:space="preserve">✉ </w:t>
       </w:r>
-      <w:hyperlink w:history="1" r:id="rIda1hj9esse-6zyei7uz-qi">
+      <w:hyperlink w:history="1" r:id="rIdlurl0r82u3aqwqu4wdoyh">
         <w:r>
           <w:rPr>
             <w:rFonts w:ascii="Calibri" w:cs="Calibri" w:eastAsia="Calibri" w:hAnsi="Calibri"/>
@@ -63,7 +63,7 @@
         </w:rPr>
         <w:t xml:space="preserve">• </w:t>
       </w:r>
-      <w:hyperlink w:history="1" r:id="rIdoytnjj7pcvsonspzh-8ze">
+      <w:hyperlink w:history="1" r:id="rIdubpusrsoturwwbskcj8cm">
         <w:r>
           <w:rPr>
             <w:rFonts w:ascii="Calibri" w:cs="Calibri" w:eastAsia="Calibri" w:hAnsi="Calibri"/>
@@ -93,7 +93,7 @@
         </w:rPr>
         <w:t xml:space="preserve">⁠in </w:t>
       </w:r>
-      <w:hyperlink w:history="1" r:id="rIdc2-kkjmzo3k5rvsastnrt">
+      <w:hyperlink w:history="1" r:id="rIdtennwvrvuxpdoif2est0t">
         <w:r>
           <w:rPr>
             <w:rFonts w:ascii="Calibri" w:cs="Calibri" w:eastAsia="Calibri" w:hAnsi="Calibri"/>
@@ -123,7 +123,7 @@
         </w:rPr>
         <w:t xml:space="preserve">◔ </w:t>
       </w:r>
-      <w:hyperlink w:history="1" r:id="rId5vqh-cy_fhzvpgm_tdkae">
+      <w:hyperlink w:history="1" r:id="rIdqdtgjs5urd-pf9zeas8gp">
         <w:r>
           <w:rPr>
             <w:rFonts w:ascii="Calibri" w:cs="Calibri" w:eastAsia="Calibri" w:hAnsi="Calibri"/>
